--- a/index.docx
+++ b/index.docx
@@ -3,251 +3,62 @@
 <w:document xmlns:wpc="http://schemas.microsoft.com/office/word/2010/wordprocessingCanvas" xmlns:mc="http://schemas.openxmlformats.org/markup-compatibility/2006" xmlns:o="urn:schemas-microsoft-com:office:office" xmlns:r="http://schemas.openxmlformats.org/officeDocument/2006/relationships" xmlns:m="http://schemas.openxmlformats.org/officeDocument/2006/math" xmlns:v="urn:schemas-microsoft-com:vml" xmlns:wp14="http://schemas.microsoft.com/office/word/2010/wordprocessingDrawing" xmlns:wp="http://schemas.openxmlformats.org/drawingml/2006/wordprocessingDrawing" xmlns:w10="urn:schemas-microsoft-com:office:word" xmlns:w="http://schemas.openxmlformats.org/wordprocessingml/2006/main" xmlns:w14="http://schemas.microsoft.com/office/word/2010/wordml" xmlns:w15="http://schemas.microsoft.com/office/word/2012/wordml" xmlns:wpg="http://schemas.microsoft.com/office/word/2010/wordprocessingGroup" xmlns:wpi="http://schemas.microsoft.com/office/word/2010/wordprocessingInk" xmlns:wne="http://schemas.microsoft.com/office/word/2006/wordml" xmlns:wps="http://schemas.microsoft.com/office/word/2010/wordprocessingShape" mc:Ignorable="w14 w15 wp14">
   <w:body>
     <w:p>
+      <w:r>
+        <w:t>index.html</w:t>
+      </w:r>
+    </w:p>
+    <w:p>
+      <w:r>
+        <w:t>about.html</w:t>
+      </w:r>
+    </w:p>
+    <w:p>
+      <w:r>
+        <w:t>contact.html</w:t>
+      </w:r>
+    </w:p>
+    <w:p>
+      <w:proofErr w:type="spellStart"/>
       <w:proofErr w:type="gramStart"/>
       <w:r>
-        <w:t xml:space="preserve">  </w:t>
-      </w:r>
-      <w:r>
-        <w:rPr>
-          <w:rFonts w:ascii="Segoe UI Symbol" w:hAnsi="Segoe UI Symbol" w:cs="Segoe UI Symbol"/>
-        </w:rPr>
-        <w:t>✅</w:t>
-      </w:r>
+        <w:t>css</w:t>
+      </w:r>
+      <w:proofErr w:type="spellEnd"/>
       <w:proofErr w:type="gramEnd"/>
       <w:r>
-        <w:t xml:space="preserve"> index.html </w:t>
+        <w:t>/</w:t>
+      </w:r>
+    </w:p>
+    <w:p>
+      <w:proofErr w:type="spellStart"/>
+      <w:proofErr w:type="gramStart"/>
+      <w:r>
+        <w:t>js</w:t>
+      </w:r>
+      <w:proofErr w:type="spellEnd"/>
+      <w:proofErr w:type="gramEnd"/>
+      <w:r>
+        <w:t>/</w:t>
       </w:r>
     </w:p>
     <w:p>
       <w:proofErr w:type="gramStart"/>
       <w:r>
-        <w:t xml:space="preserve">  </w:t>
-      </w:r>
-      <w:r>
-        <w:rPr>
-          <w:rFonts w:ascii="Segoe UI Symbol" w:hAnsi="Segoe UI Symbol" w:cs="Segoe UI Symbol"/>
-        </w:rPr>
-        <w:t>✅</w:t>
+        <w:t>images</w:t>
       </w:r>
       <w:proofErr w:type="gramEnd"/>
       <w:r>
-        <w:t xml:space="preserve"> about.html </w:t>
+        <w:t>/</w:t>
       </w:r>
     </w:p>
     <w:p>
-      <w:proofErr w:type="gramStart"/>
-      <w:r>
-        <w:t xml:space="preserve">  </w:t>
-      </w:r>
-      <w:r>
-        <w:rPr>
-          <w:rFonts w:ascii="Segoe UI Symbol" w:hAnsi="Segoe UI Symbol" w:cs="Segoe UI Symbol"/>
-        </w:rPr>
-        <w:t>✅</w:t>
-      </w:r>
-      <w:proofErr w:type="gramEnd"/>
-      <w:r>
-        <w:t xml:space="preserve"> programmes.html </w:t>
+      <w:r>
+        <w:t>README.md</w:t>
       </w:r>
     </w:p>
     <w:p>
-      <w:proofErr w:type="gramStart"/>
-      <w:r>
-        <w:t xml:space="preserve">  </w:t>
-      </w:r>
-      <w:r>
-        <w:rPr>
-          <w:rFonts w:ascii="Segoe UI Symbol" w:hAnsi="Segoe UI Symbol" w:cs="Segoe UI Symbol"/>
-        </w:rPr>
-        <w:t>✅</w:t>
-      </w:r>
-      <w:proofErr w:type="gramEnd"/>
-      <w:r>
-        <w:t xml:space="preserve"> ecd.html </w:t>
-      </w:r>
-    </w:p>
-    <w:p>
-      <w:proofErr w:type="gramStart"/>
-      <w:r>
-        <w:t xml:space="preserve">  </w:t>
-      </w:r>
-      <w:r>
-        <w:rPr>
-          <w:rFonts w:ascii="Segoe UI Symbol" w:hAnsi="Segoe UI Symbol" w:cs="Segoe UI Symbol"/>
-        </w:rPr>
-        <w:t>✅</w:t>
-      </w:r>
-      <w:proofErr w:type="gramEnd"/>
-      <w:r>
-        <w:t xml:space="preserve"> gallery.html </w:t>
-      </w:r>
-    </w:p>
-    <w:p>
-      <w:proofErr w:type="gramStart"/>
-      <w:r>
-        <w:t xml:space="preserve">  </w:t>
-      </w:r>
-      <w:r>
-        <w:rPr>
-          <w:rFonts w:ascii="Segoe UI Symbol" w:hAnsi="Segoe UI Symbol" w:cs="Segoe UI Symbol"/>
-        </w:rPr>
-        <w:t>✅</w:t>
-      </w:r>
-      <w:proofErr w:type="gramEnd"/>
-      <w:r>
-        <w:t xml:space="preserve"> sponsors.html </w:t>
-      </w:r>
-    </w:p>
-    <w:p>
-      <w:proofErr w:type="gramStart"/>
-      <w:r>
-        <w:t xml:space="preserve">  </w:t>
-      </w:r>
-      <w:r>
-        <w:rPr>
-          <w:rFonts w:ascii="Segoe UI Symbol" w:hAnsi="Segoe UI Symbol" w:cs="Segoe UI Symbol"/>
-        </w:rPr>
-        <w:t>✅</w:t>
-      </w:r>
-      <w:proofErr w:type="gramEnd"/>
-      <w:r>
-        <w:t xml:space="preserve"> donate.html </w:t>
-      </w:r>
-    </w:p>
-    <w:p>
-      <w:proofErr w:type="gramStart"/>
-      <w:r>
-        <w:t xml:space="preserve">  </w:t>
-      </w:r>
-      <w:r>
-        <w:rPr>
-          <w:rFonts w:ascii="Segoe UI Symbol" w:hAnsi="Segoe UI Symbol" w:cs="Segoe UI Symbol"/>
-        </w:rPr>
-        <w:t>✅</w:t>
-      </w:r>
-      <w:proofErr w:type="gramEnd"/>
-      <w:r>
-        <w:t xml:space="preserve"> contact.html </w:t>
-      </w:r>
-    </w:p>
-    <w:p>
-      <w:proofErr w:type="gramStart"/>
-      <w:r>
-        <w:t xml:space="preserve">  </w:t>
-      </w:r>
-      <w:r>
-        <w:rPr>
-          <w:rFonts w:ascii="Segoe UI Symbol" w:hAnsi="Segoe UI Symbol" w:cs="Segoe UI Symbol"/>
-        </w:rPr>
-        <w:t>✅</w:t>
-      </w:r>
-      <w:proofErr w:type="gramEnd"/>
-      <w:r>
-        <w:t xml:space="preserve"> </w:t>
-      </w:r>
-      <w:proofErr w:type="spellStart"/>
-      <w:r>
-        <w:t>css</w:t>
-      </w:r>
-      <w:proofErr w:type="spellEnd"/>
-      <w:r>
-        <w:t xml:space="preserve">/style.css </w:t>
-      </w:r>
-    </w:p>
-    <w:p>
-      <w:proofErr w:type="gramStart"/>
-      <w:r>
-        <w:t xml:space="preserve">  </w:t>
-      </w:r>
-      <w:r>
-        <w:rPr>
-          <w:rFonts w:ascii="Segoe UI Symbol" w:hAnsi="Segoe UI Symbol" w:cs="Segoe UI Symbol"/>
-        </w:rPr>
-        <w:t>✅</w:t>
-      </w:r>
-      <w:proofErr w:type="gramEnd"/>
-      <w:r>
-        <w:t xml:space="preserve"> </w:t>
-      </w:r>
-      <w:proofErr w:type="spellStart"/>
-      <w:r>
-        <w:t>css</w:t>
-      </w:r>
-      <w:proofErr w:type="spellEnd"/>
-      <w:r>
-        <w:t xml:space="preserve">/responsive.css </w:t>
-      </w:r>
-    </w:p>
-    <w:p>
-      <w:proofErr w:type="gramStart"/>
-      <w:r>
-        <w:t xml:space="preserve">  </w:t>
-      </w:r>
-      <w:r>
-        <w:rPr>
-          <w:rFonts w:ascii="Segoe UI Symbol" w:hAnsi="Segoe UI Symbol" w:cs="Segoe UI Symbol"/>
-        </w:rPr>
-        <w:t>✅</w:t>
-      </w:r>
-      <w:proofErr w:type="gramEnd"/>
-      <w:r>
-        <w:t xml:space="preserve"> </w:t>
-      </w:r>
-      <w:proofErr w:type="spellStart"/>
-      <w:r>
-        <w:t>js</w:t>
-      </w:r>
-      <w:proofErr w:type="spellEnd"/>
-      <w:r>
-        <w:t xml:space="preserve">/script.js </w:t>
-      </w:r>
-    </w:p>
-    <w:p>
-      <w:proofErr w:type="gramStart"/>
-      <w:r>
-        <w:t xml:space="preserve">  </w:t>
-      </w:r>
-      <w:r>
-        <w:rPr>
-          <w:rFonts w:ascii="Segoe UI Symbol" w:hAnsi="Segoe UI Symbol" w:cs="Segoe UI Symbol"/>
-        </w:rPr>
-        <w:t>✅</w:t>
-      </w:r>
-      <w:proofErr w:type="gramEnd"/>
-      <w:r>
-        <w:t xml:space="preserve"> Placeholder images and graphics </w:t>
-      </w:r>
-    </w:p>
-    <w:p>
-      <w:proofErr w:type="gramStart"/>
-      <w:r>
-        <w:t xml:space="preserve">  </w:t>
-      </w:r>
-      <w:r>
-        <w:rPr>
-          <w:rFonts w:ascii="Segoe UI Symbol" w:hAnsi="Segoe UI Symbol" w:cs="Segoe UI Symbol"/>
-        </w:rPr>
-        <w:t>✅</w:t>
-      </w:r>
-      <w:proofErr w:type="gramEnd"/>
-      <w:r>
-        <w:t xml:space="preserve"> GitHub-ready folder structure </w:t>
-      </w:r>
-    </w:p>
-    <w:p>
-      <w:proofErr w:type="gramStart"/>
-      <w:r>
-        <w:t xml:space="preserve">  </w:t>
-      </w:r>
-      <w:r>
-        <w:rPr>
-          <w:rFonts w:ascii="Segoe UI Symbol" w:hAnsi="Segoe UI Symbol" w:cs="Segoe UI Symbol"/>
-        </w:rPr>
-        <w:t>✅</w:t>
-      </w:r>
-      <w:proofErr w:type="gramEnd"/>
-      <w:r>
-        <w:t xml:space="preserve"> A polished, mobile-friendly design</w:t>
+      <w:r>
+        <w:t>LICENSE</w:t>
       </w:r>
       <w:bookmarkStart w:id="0" w:name="_GoBack"/>
       <w:bookmarkEnd w:id="0"/>
@@ -659,6 +470,7 @@
   <w:style w:type="character" w:default="1" w:styleId="DefaultParagraphFont">
     <w:name w:val="Default Paragraph Font"/>
     <w:uiPriority w:val="1"/>
+    <w:semiHidden/>
     <w:unhideWhenUsed/>
   </w:style>
   <w:style w:type="table" w:default="1" w:styleId="TableNormal">
